--- a/шаблони/комплекти/Стрільби/Шаблон_Проєкт наказу на стрільби (придатні).docx
+++ b/шаблони/комплекти/Стрільби/Шаблон_Проєкт наказу на стрільби (придатні).docx
@@ -9,14 +9,12 @@
         <w:rPr>
           <w:b/>
           <w:szCs w:val="28"/>
-          <w:highlight w:val="yellow"/>
         </w:rPr>
       </w:pPr>
       <w:r>
         <w:rPr>
           <w:b/>
           <w:szCs w:val="28"/>
-          <w:highlight w:val="yellow"/>
           <w:lang w:val="en-US" w:eastAsia="en-US"/>
         </w:rPr>
         <w:drawing>
@@ -75,14 +73,12 @@
         <w:rPr>
           <w:b/>
           <w:szCs w:val="28"/>
-          <w:highlight w:val="yellow"/>
         </w:rPr>
       </w:pPr>
       <w:r>
         <w:rPr>
           <w:b/>
           <w:szCs w:val="28"/>
-          <w:highlight w:val="yellow"/>
         </w:rPr>
       </w:r>
     </w:p>
@@ -93,14 +89,12 @@
         <w:rPr>
           <w:b/>
           <w:szCs w:val="28"/>
-          <w:highlight w:val="yellow"/>
         </w:rPr>
       </w:pPr>
       <w:r>
         <w:rPr>
           <w:b/>
           <w:szCs w:val="28"/>
-          <w:highlight w:val="yellow"/>
         </w:rPr>
       </w:r>
     </w:p>
@@ -117,7 +111,6 @@
         <w:rPr>
           <w:b/>
           <w:szCs w:val="28"/>
-          <w:highlight w:val="yellow"/>
         </w:rPr>
       </w:r>
     </w:p>
@@ -648,7 +641,6 @@
         <w:rPr>
           <w:sz w:val="28"/>
           <w:szCs w:val="28"/>
-          <w:highlight w:val="yellow"/>
         </w:rPr>
       </w:pPr>
       <w:r>
@@ -657,24 +649,21 @@
           <w:bCs/>
           <w:sz w:val="28"/>
           <w:szCs w:val="28"/>
-          <w:highlight w:val="yellow"/>
-        </w:rPr>
-      </w:r>
-    </w:p>
-    <w:p>
-      <w:pPr>
-        <w:pStyle w:val="Normal"/>
-        <w:rPr>
-          <w:sz w:val="28"/>
-          <w:szCs w:val="28"/>
-          <w:highlight w:val="yellow"/>
-        </w:rPr>
-      </w:pPr>
-      <w:r>
-        <w:rPr>
-          <w:sz w:val="28"/>
-          <w:szCs w:val="28"/>
-          <w:highlight w:val="yellow"/>
+        </w:rPr>
+      </w:r>
+    </w:p>
+    <w:p>
+      <w:pPr>
+        <w:pStyle w:val="Normal"/>
+        <w:rPr>
+          <w:sz w:val="28"/>
+          <w:szCs w:val="28"/>
+        </w:rPr>
+      </w:pPr>
+      <w:r>
+        <w:rPr>
+          <w:sz w:val="28"/>
+          <w:szCs w:val="28"/>
         </w:rPr>
       </w:r>
     </w:p>
@@ -687,8 +676,7 @@
       </w:pPr>
       <w:r>
         <w:rPr/>
-        <w:t>1.</w:t>
-        <w:tab/>
+        <w:t xml:space="preserve">1. </w:t>
         <w:t xml:space="preserve">У відповідності до вимог пункту 1.8. “Курсу стрільб зі стрілецької зброї і бойових машин” щодо послідовного навчання виконанню вогневих завдань {{керівник_стрільби_дв}}, (резерв - {{резерв_керівника}}) провести вогневе тренування напередодні проведення стрільб на навчально – тренувальному комплексі вогневої підготовки військової частини А4150     (с. Старичі) {{дати_стрільб}} із слухачами курсів перепідготовки та підвищення кваліфікації університету набору {{назва_набору}} та офіцерським складом Повітряних Сил Збройних Сил України, які проходять курс базової загальної військової підготовки.</w:t>
       </w:r>
     </w:p>
@@ -698,23 +686,20 @@
         <w:jc w:val="both"/>
         <w:rPr>
           <w:szCs w:val="28"/>
-          <w:highlight w:val="yellow"/>
-        </w:rPr>
-      </w:pPr>
-      <w:r>
-        <w:rPr>
-          <w:szCs w:val="28"/>
-          <w:highlight w:val="yellow"/>
-        </w:rPr>
-      </w:r>
-    </w:p>
-    <w:p>
-      <w:pPr>
-        <w:pStyle w:val="Normal"/>
-        <w:rPr>
-          <w:sz w:val="28"/>
-          <w:szCs w:val="28"/>
-          <w:highlight w:val="yellow"/>
+        </w:rPr>
+      </w:pPr>
+      <w:r>
+        <w:rPr>
+          <w:szCs w:val="28"/>
+        </w:rPr>
+      </w:r>
+    </w:p>
+    <w:p>
+      <w:pPr>
+        <w:pStyle w:val="Normal"/>
+        <w:rPr>
+          <w:sz w:val="28"/>
+          <w:szCs w:val="28"/>
           <w:lang w:eastAsia="ru-RU"/>
         </w:rPr>
       </w:pPr>
@@ -722,7 +707,6 @@
         <w:rPr>
           <w:sz w:val="28"/>
           <w:szCs w:val="28"/>
-          <w:highlight w:val="yellow"/>
           <w:lang w:eastAsia="ru-RU"/>
         </w:rPr>
       </w:r>
@@ -743,7 +727,6 @@
         <w:jc w:val="both"/>
         <w:rPr>
           <w:szCs w:val="28"/>
-          <w:highlight w:val="yellow"/>
         </w:rPr>
       </w:pPr>
       <w:r>
@@ -849,7 +832,7 @@
           <w:tab w:val="left" w:leader="none" w:pos="1134"/>
         </w:tabs>
         <w:spacing w:line="238" w:lineRule="auto"/>
-        <w:ind w:end="0" w:firstLine="567"/>
+        <w:ind w:end="0" w:firstLine="709"/>
         <w:jc w:val="both"/>
         <w:rPr>
           <w:szCs w:val="28"/>
@@ -892,7 +875,7 @@
       <w:pPr>
         <w:pStyle w:val="Heading"/>
         <w:spacing w:line="238" w:lineRule="auto"/>
-        <w:ind w:end="0" w:firstLine="1134"/>
+        <w:ind w:end="0" w:firstLine="709"/>
         <w:jc w:val="both"/>
         <w:rPr>
           <w:szCs w:val="28"/>
@@ -909,7 +892,7 @@
       <w:pPr>
         <w:pStyle w:val="Heading"/>
         <w:spacing w:line="238" w:lineRule="auto"/>
-        <w:ind w:end="0" w:firstLine="1134"/>
+        <w:ind w:end="0" w:firstLine="709"/>
         <w:jc w:val="both"/>
         <w:rPr>
           <w:szCs w:val="28"/>
@@ -939,7 +922,7 @@
       <w:pPr>
         <w:pStyle w:val="Heading"/>
         <w:spacing w:line="238" w:lineRule="auto"/>
-        <w:ind w:end="0" w:firstLine="1134"/>
+        <w:ind w:end="0" w:firstLine="709"/>
         <w:jc w:val="both"/>
         <w:rPr>
           <w:szCs w:val="28"/>
@@ -969,7 +952,7 @@
       <w:pPr>
         <w:pStyle w:val="Heading"/>
         <w:spacing w:line="238" w:lineRule="auto"/>
-        <w:ind w:end="0" w:firstLine="1134"/>
+        <w:ind w:end="0" w:firstLine="709"/>
         <w:jc w:val="both"/>
         <w:rPr>
           <w:szCs w:val="28"/>
@@ -1001,31 +984,27 @@
         <w:rPr>
           <w:sz w:val="28"/>
           <w:szCs w:val="28"/>
-          <w:highlight w:val="yellow"/>
-        </w:rPr>
-      </w:pPr>
-      <w:r>
-        <w:rPr>
-          <w:sz w:val="28"/>
-          <w:szCs w:val="28"/>
-          <w:highlight w:val="yellow"/>
-        </w:rPr>
-      </w:r>
-    </w:p>
-    <w:p>
-      <w:pPr>
-        <w:pStyle w:val="Normal"/>
-        <w:rPr>
-          <w:sz w:val="28"/>
-          <w:szCs w:val="28"/>
-          <w:highlight w:val="yellow"/>
-        </w:rPr>
-      </w:pPr>
-      <w:r>
-        <w:rPr>
-          <w:sz w:val="28"/>
-          <w:szCs w:val="28"/>
-          <w:highlight w:val="yellow"/>
+        </w:rPr>
+      </w:pPr>
+      <w:r>
+        <w:rPr>
+          <w:sz w:val="28"/>
+          <w:szCs w:val="28"/>
+        </w:rPr>
+      </w:r>
+    </w:p>
+    <w:p>
+      <w:pPr>
+        <w:pStyle w:val="Normal"/>
+        <w:rPr>
+          <w:sz w:val="28"/>
+          <w:szCs w:val="28"/>
+        </w:rPr>
+      </w:pPr>
+      <w:r>
+        <w:rPr>
+          <w:sz w:val="28"/>
+          <w:szCs w:val="28"/>
         </w:rPr>
       </w:r>
     </w:p>
@@ -1703,25 +1682,6 @@
     </w:p>
     <w:p>
       <w:pPr>
-        <w:pStyle w:val="Normal"/>
-        <w:spacing w:line="238" w:lineRule="auto"/>
-        <w:ind w:end="0" w:firstLine="709"/>
-        <w:jc w:val="both"/>
-        <w:rPr>
-          <w:sz w:val="28"/>
-          <w:szCs w:val="28"/>
-        </w:rPr>
-      </w:pPr>
-      <w:r>
-        <w:rPr>
-          <w:spacing w:val="-4"/>
-          <w:sz w:val="28"/>
-          <w:szCs w:val="28"/>
-        </w:rPr>
-      </w:r>
-    </w:p>
-    <w:p>
-      <w:pPr>
         <w:pStyle w:val="BodyTextIndent"/>
         <w:spacing w:before="0" w:after="0" w:line="238" w:lineRule="auto"/>
         <w:ind w:end="0" w:firstLine="709"/>
@@ -1934,31 +1894,27 @@
         <w:rPr>
           <w:sz w:val="28"/>
           <w:szCs w:val="28"/>
-          <w:highlight w:val="yellow"/>
-        </w:rPr>
-      </w:pPr>
-      <w:r>
-        <w:rPr>
-          <w:sz w:val="28"/>
-          <w:szCs w:val="28"/>
-          <w:highlight w:val="yellow"/>
-        </w:rPr>
-      </w:r>
-    </w:p>
-    <w:p>
-      <w:pPr>
-        <w:pStyle w:val="Normal"/>
-        <w:rPr>
-          <w:sz w:val="28"/>
-          <w:szCs w:val="28"/>
-          <w:highlight w:val="yellow"/>
-        </w:rPr>
-      </w:pPr>
-      <w:r>
-        <w:rPr>
-          <w:sz w:val="28"/>
-          <w:szCs w:val="28"/>
-          <w:highlight w:val="yellow"/>
+        </w:rPr>
+      </w:pPr>
+      <w:r>
+        <w:rPr>
+          <w:sz w:val="28"/>
+          <w:szCs w:val="28"/>
+        </w:rPr>
+      </w:r>
+    </w:p>
+    <w:p>
+      <w:pPr>
+        <w:pStyle w:val="Normal"/>
+        <w:rPr>
+          <w:sz w:val="28"/>
+          <w:szCs w:val="28"/>
+        </w:rPr>
+      </w:pPr>
+      <w:r>
+        <w:rPr>
+          <w:sz w:val="28"/>
+          <w:szCs w:val="28"/>
         </w:rPr>
       </w:r>
     </w:p>
@@ -2020,10 +1976,9 @@
       <w:pPr>
         <w:pStyle w:val="1"/>
         <w:spacing w:line="238" w:lineRule="auto"/>
-        <w:ind w:end="0" w:firstLine="720"/>
-        <w:jc w:val="both"/>
-        <w:rPr>
-          <w:highlight w:val="yellow"/>
+        <w:ind w:end="0" w:firstLine="709"/>
+        <w:jc w:val="both"/>
+        <w:rPr>
           <w:lang w:val="uk-UA"/>
         </w:rPr>
       </w:pPr>
@@ -2089,10 +2044,9 @@
       <w:pPr>
         <w:pStyle w:val="1"/>
         <w:spacing w:line="238" w:lineRule="auto"/>
-        <w:ind w:end="0" w:firstLine="720"/>
-        <w:jc w:val="both"/>
-        <w:rPr>
-          <w:highlight w:val="yellow"/>
+        <w:ind w:end="0" w:firstLine="709"/>
+        <w:jc w:val="both"/>
+        <w:rPr>
           <w:lang w:val="uk-UA"/>
         </w:rPr>
       </w:pPr>
@@ -2131,10 +2085,9 @@
       <w:pPr>
         <w:pStyle w:val="1"/>
         <w:spacing w:line="238" w:lineRule="auto"/>
-        <w:ind w:end="0" w:firstLine="720"/>
-        <w:jc w:val="both"/>
-        <w:rPr>
-          <w:highlight w:val="yellow"/>
+        <w:ind w:end="0" w:firstLine="709"/>
+        <w:jc w:val="both"/>
+        <w:rPr>
           <w:lang w:val="uk-UA"/>
         </w:rPr>
       </w:pPr>
@@ -2198,10 +2151,9 @@
       <w:pPr>
         <w:pStyle w:val="1"/>
         <w:spacing w:line="238" w:lineRule="auto"/>
-        <w:ind w:end="0" w:firstLine="720"/>
-        <w:jc w:val="both"/>
-        <w:rPr>
-          <w:highlight w:val="yellow"/>
+        <w:ind w:end="0" w:firstLine="709"/>
+        <w:jc w:val="both"/>
+        <w:rPr>
           <w:lang w:val="uk-UA"/>
         </w:rPr>
       </w:pPr>
@@ -2246,7 +2198,7 @@
       <w:pPr>
         <w:pStyle w:val="1"/>
         <w:spacing w:line="238" w:lineRule="auto"/>
-        <w:ind w:end="0" w:firstLine="720"/>
+        <w:ind w:end="0" w:firstLine="709"/>
         <w:jc w:val="both"/>
         <w:rPr>
           <w:lang w:val="uk-UA"/>
@@ -2299,7 +2251,7 @@
       <w:pPr>
         <w:pStyle w:val="1"/>
         <w:spacing w:line="238" w:lineRule="auto"/>
-        <w:ind w:end="0" w:firstLine="720"/>
+        <w:ind w:end="0" w:firstLine="709"/>
         <w:jc w:val="both"/>
         <w:rPr>
           <w:lang w:val="uk-UA"/>
@@ -2352,10 +2304,9 @@
       <w:pPr>
         <w:pStyle w:val="1"/>
         <w:spacing w:line="238" w:lineRule="auto"/>
-        <w:ind w:end="0" w:firstLine="720"/>
-        <w:jc w:val="both"/>
-        <w:rPr>
-          <w:highlight w:val="yellow"/>
+        <w:ind w:end="0" w:firstLine="709"/>
+        <w:jc w:val="both"/>
+        <w:rPr>
           <w:lang w:val="uk-UA"/>
         </w:rPr>
       </w:pPr>
@@ -2408,32 +2359,28 @@
         <w:rPr>
           <w:sz w:val="28"/>
           <w:szCs w:val="28"/>
-          <w:highlight w:val="yellow"/>
-        </w:rPr>
-      </w:pPr>
-      <w:r>
-        <w:rPr>
-          <w:sz w:val="28"/>
-          <w:szCs w:val="28"/>
-          <w:highlight w:val="yellow"/>
-          <w:lang w:val="uk-UA"/>
-        </w:rPr>
-      </w:r>
-    </w:p>
-    <w:p>
-      <w:pPr>
-        <w:pStyle w:val="Normal"/>
-        <w:rPr>
-          <w:sz w:val="28"/>
-          <w:szCs w:val="28"/>
-          <w:highlight w:val="yellow"/>
-        </w:rPr>
-      </w:pPr>
-      <w:r>
-        <w:rPr>
-          <w:sz w:val="28"/>
-          <w:szCs w:val="28"/>
-          <w:highlight w:val="yellow"/>
+        </w:rPr>
+      </w:pPr>
+      <w:r>
+        <w:rPr>
+          <w:sz w:val="28"/>
+          <w:szCs w:val="28"/>
+          <w:lang w:val="uk-UA"/>
+        </w:rPr>
+      </w:r>
+    </w:p>
+    <w:p>
+      <w:pPr>
+        <w:pStyle w:val="Normal"/>
+        <w:rPr>
+          <w:sz w:val="28"/>
+          <w:szCs w:val="28"/>
+        </w:rPr>
+      </w:pPr>
+      <w:r>
+        <w:rPr>
+          <w:sz w:val="28"/>
+          <w:szCs w:val="28"/>
         </w:rPr>
       </w:r>
     </w:p>
@@ -2535,7 +2482,6 @@
         <w:ind w:end="0" w:firstLine="709"/>
         <w:jc w:val="both"/>
         <w:rPr>
-          <w:highlight w:val="yellow"/>
           <w:lang w:eastAsia="uk-UA"/>
         </w:rPr>
       </w:pPr>
@@ -2543,7 +2489,6 @@
         <w:rPr>
           <w:color w:val="000000"/>
           <w:szCs w:val="28"/>
-          <w:highlight w:val="yellow"/>
           <w:lang w:eastAsia="uk-UA"/>
         </w:rPr>
       </w:r>
@@ -2561,7 +2506,6 @@
         <w:rPr>
           <w:sz w:val="28"/>
           <w:szCs w:val="28"/>
-          <w:highlight w:val="yellow"/>
           <w:lang w:eastAsia="uk-UA"/>
         </w:rPr>
       </w:r>
@@ -3029,7 +2973,6 @@
         <w:spacing w:before="0" w:after="0"/>
         <w:ind w:start="0" w:end="0" w:firstLine="709"/>
         <w:rPr>
-          <w:highlight w:val="yellow"/>
           <w:lang w:val="uk-UA"/>
         </w:rPr>
       </w:pPr>
@@ -3092,23 +3035,11 @@
           <w:numId w:val="0"/>
         </w:numPr>
         <w:spacing w:before="0" w:after="0"/>
-        <w:ind w:start="0" w:hanging="0"/>
-        <w:rPr>
-          <w:highlight w:val="yellow"/>
-          <w:lang w:val="uk-UA"/>
-        </w:rPr>
-      </w:pPr>
-      <w:r>
-        <w:rPr>
-          <w:bCs w:val="false"/>
-          <w:iCs w:val="false"/>
-          <w:color w:val="FF0000"/>
-          <w:sz w:val="20"/>
-          <w:szCs w:val="20"/>
-          <w:lang w:val="uk-UA"/>
-        </w:rPr>
-        <w:t xml:space="preserve">              </w:t>
-      </w:r>
+        <w:ind w:start="0" w:end="0" w:firstLine="709"/>
+        <w:rPr>
+          <w:lang w:val="uk-UA"/>
+        </w:rPr>
+      </w:pPr>
       <w:r>
         <w:rPr>
           <w:lang w:val="uk-UA" w:eastAsia="uk-UA"/>
@@ -3290,32 +3221,28 @@
         <w:rPr>
           <w:sz w:val="28"/>
           <w:szCs w:val="28"/>
-          <w:highlight w:val="yellow"/>
-        </w:rPr>
-      </w:pPr>
-      <w:r>
-        <w:rPr>
-          <w:sz w:val="28"/>
-          <w:szCs w:val="28"/>
-          <w:highlight w:val="yellow"/>
-          <w:lang w:val="uk-UA"/>
-        </w:rPr>
-      </w:r>
-    </w:p>
-    <w:p>
-      <w:pPr>
-        <w:pStyle w:val="Normal"/>
-        <w:rPr>
-          <w:sz w:val="28"/>
-          <w:szCs w:val="28"/>
-          <w:highlight w:val="yellow"/>
-        </w:rPr>
-      </w:pPr>
-      <w:r>
-        <w:rPr>
-          <w:sz w:val="28"/>
-          <w:szCs w:val="28"/>
-          <w:highlight w:val="yellow"/>
+        </w:rPr>
+      </w:pPr>
+      <w:r>
+        <w:rPr>
+          <w:sz w:val="28"/>
+          <w:szCs w:val="28"/>
+          <w:lang w:val="uk-UA"/>
+        </w:rPr>
+      </w:r>
+    </w:p>
+    <w:p>
+      <w:pPr>
+        <w:pStyle w:val="Normal"/>
+        <w:rPr>
+          <w:sz w:val="28"/>
+          <w:szCs w:val="28"/>
+        </w:rPr>
+      </w:pPr>
+      <w:r>
+        <w:rPr>
+          <w:sz w:val="28"/>
+          <w:szCs w:val="28"/>
         </w:rPr>
       </w:r>
     </w:p>
@@ -3475,14 +3402,12 @@
         <w:rPr>
           <w:sz w:val="28"/>
           <w:szCs w:val="28"/>
-          <w:highlight w:val="yellow"/>
-        </w:rPr>
-      </w:pPr>
-      <w:r>
-        <w:rPr>
-          <w:sz w:val="28"/>
-          <w:szCs w:val="28"/>
-          <w:highlight w:val="yellow"/>
+        </w:rPr>
+      </w:pPr>
+      <w:r>
+        <w:rPr>
+          <w:sz w:val="28"/>
+          <w:szCs w:val="28"/>
         </w:rPr>
       </w:r>
     </w:p>
@@ -3494,14 +3419,12 @@
         <w:rPr>
           <w:sz w:val="28"/>
           <w:szCs w:val="28"/>
-          <w:highlight w:val="yellow"/>
-        </w:rPr>
-      </w:pPr>
-      <w:r>
-        <w:rPr>
-          <w:sz w:val="28"/>
-          <w:szCs w:val="28"/>
-          <w:highlight w:val="yellow"/>
+        </w:rPr>
+      </w:pPr>
+      <w:r>
+        <w:rPr>
+          <w:sz w:val="28"/>
+          <w:szCs w:val="28"/>
         </w:rPr>
       </w:r>
     </w:p>
@@ -3533,31 +3456,27 @@
         <w:rPr>
           <w:sz w:val="28"/>
           <w:szCs w:val="28"/>
-          <w:highlight w:val="yellow"/>
-        </w:rPr>
-      </w:pPr>
-      <w:r>
-        <w:rPr>
-          <w:sz w:val="28"/>
-          <w:szCs w:val="28"/>
-          <w:highlight w:val="yellow"/>
-        </w:rPr>
-      </w:r>
-    </w:p>
-    <w:p>
-      <w:pPr>
-        <w:pStyle w:val="Normal"/>
-        <w:rPr>
-          <w:sz w:val="28"/>
-          <w:szCs w:val="28"/>
-          <w:highlight w:val="yellow"/>
-        </w:rPr>
-      </w:pPr>
-      <w:r>
-        <w:rPr>
-          <w:sz w:val="28"/>
-          <w:szCs w:val="28"/>
-          <w:highlight w:val="yellow"/>
+        </w:rPr>
+      </w:pPr>
+      <w:r>
+        <w:rPr>
+          <w:sz w:val="28"/>
+          <w:szCs w:val="28"/>
+        </w:rPr>
+      </w:r>
+    </w:p>
+    <w:p>
+      <w:pPr>
+        <w:pStyle w:val="Normal"/>
+        <w:rPr>
+          <w:sz w:val="28"/>
+          <w:szCs w:val="28"/>
+        </w:rPr>
+      </w:pPr>
+      <w:r>
+        <w:rPr>
+          <w:sz w:val="28"/>
+          <w:szCs w:val="28"/>
         </w:rPr>
       </w:r>
     </w:p>
@@ -3677,15 +3596,13 @@
         <w:rPr>
           <w:sz w:val="28"/>
           <w:szCs w:val="28"/>
-          <w:highlight w:val="yellow"/>
-        </w:rPr>
-      </w:pPr>
-      <w:r>
-        <w:rPr>
-          <w:color w:val="000000"/>
-          <w:sz w:val="28"/>
-          <w:szCs w:val="28"/>
-          <w:highlight w:val="yellow"/>
+        </w:rPr>
+      </w:pPr>
+      <w:r>
+        <w:rPr>
+          <w:color w:val="000000"/>
+          <w:sz w:val="28"/>
+          <w:szCs w:val="28"/>
         </w:rPr>
       </w:r>
     </w:p>
@@ -3701,7 +3618,7 @@
           <w:tab w:val="left" w:leader="none" w:pos="1276"/>
         </w:tabs>
         <w:spacing w:before="0" w:after="0" w:line="238" w:lineRule="auto"/>
-        <w:ind w:start="0" w:end="0" w:hanging="0"/>
+        <w:ind w:start="0" w:end="0" w:firstLine="709"/>
         <w:rPr>
           <w:bCs w:val="false"/>
           <w:lang w:val="uk-UA"/>
@@ -3844,30 +3761,27 @@
         <w:rPr>
           <w:sz w:val="28"/>
           <w:szCs w:val="28"/>
-          <w:highlight w:val="yellow"/>
-        </w:rPr>
-      </w:pPr>
-      <w:r>
-        <w:rPr>
-          <w:sz w:val="28"/>
-          <w:szCs w:val="28"/>
-          <w:highlight w:val="yellow"/>
-        </w:rPr>
-      </w:r>
-    </w:p>
-    <w:p>
-      <w:pPr>
-        <w:pStyle w:val="Normal"/>
-        <w:rPr>
-          <w:sz w:val="28"/>
-          <w:szCs w:val="28"/>
-        </w:rPr>
-      </w:pPr>
-      <w:r>
-        <w:rPr>
-          <w:sz w:val="28"/>
-          <w:szCs w:val="28"/>
-          <w:highlight w:val="yellow"/>
+        </w:rPr>
+      </w:pPr>
+      <w:r>
+        <w:rPr>
+          <w:sz w:val="28"/>
+          <w:szCs w:val="28"/>
+        </w:rPr>
+      </w:r>
+    </w:p>
+    <w:p>
+      <w:pPr>
+        <w:pStyle w:val="Normal"/>
+        <w:rPr>
+          <w:sz w:val="28"/>
+          <w:szCs w:val="28"/>
+        </w:rPr>
+      </w:pPr>
+      <w:r>
+        <w:rPr>
+          <w:sz w:val="28"/>
+          <w:szCs w:val="28"/>
         </w:rPr>
       </w:r>
     </w:p>
@@ -3904,6 +3818,7 @@
       <w:pPr>
         <w:pStyle w:val="Normal"/>
         <w:spacing w:line="238" w:lineRule="auto"/>
+        <w:ind w:end="0" w:firstLine="709"/>
         <w:jc w:val="both"/>
         <w:rPr>
           <w:color w:val="000000"/>
@@ -3958,32 +3873,28 @@
         <w:jc w:val="both"/>
         <w:rPr>
           <w:szCs w:val="28"/>
-          <w:highlight w:val="yellow"/>
-        </w:rPr>
-      </w:pPr>
-      <w:r>
-        <w:rPr>
-          <w:color w:val="000000"/>
-          <w:sz w:val="28"/>
-          <w:szCs w:val="28"/>
-          <w:highlight w:val="yellow"/>
-        </w:rPr>
-      </w:r>
-    </w:p>
-    <w:p>
-      <w:pPr>
-        <w:pStyle w:val="Normal"/>
-        <w:rPr>
-          <w:sz w:val="28"/>
-          <w:szCs w:val="28"/>
-          <w:highlight w:val="yellow"/>
-        </w:rPr>
-      </w:pPr>
-      <w:r>
-        <w:rPr>
-          <w:sz w:val="28"/>
-          <w:szCs w:val="28"/>
-          <w:highlight w:val="yellow"/>
+        </w:rPr>
+      </w:pPr>
+      <w:r>
+        <w:rPr>
+          <w:color w:val="000000"/>
+          <w:sz w:val="28"/>
+          <w:szCs w:val="28"/>
+        </w:rPr>
+      </w:r>
+    </w:p>
+    <w:p>
+      <w:pPr>
+        <w:pStyle w:val="Normal"/>
+        <w:rPr>
+          <w:sz w:val="28"/>
+          <w:szCs w:val="28"/>
+        </w:rPr>
+      </w:pPr>
+      <w:r>
+        <w:rPr>
+          <w:sz w:val="28"/>
+          <w:szCs w:val="28"/>
         </w:rPr>
       </w:r>
     </w:p>
@@ -4020,30 +3931,26 @@
         <w:jc w:val="both"/>
         <w:rPr>
           <w:szCs w:val="28"/>
-          <w:highlight w:val="yellow"/>
-        </w:rPr>
-      </w:pPr>
-      <w:r>
-        <w:rPr>
-          <w:szCs w:val="28"/>
-          <w:highlight w:val="yellow"/>
-        </w:rPr>
-      </w:r>
-    </w:p>
-    <w:p>
-      <w:pPr>
-        <w:pStyle w:val="Normal"/>
-        <w:rPr>
-          <w:sz w:val="28"/>
-          <w:szCs w:val="28"/>
-          <w:highlight w:val="yellow"/>
-        </w:rPr>
-      </w:pPr>
-      <w:r>
-        <w:rPr>
-          <w:sz w:val="28"/>
-          <w:szCs w:val="28"/>
-          <w:highlight w:val="yellow"/>
+        </w:rPr>
+      </w:pPr>
+      <w:r>
+        <w:rPr>
+          <w:szCs w:val="28"/>
+        </w:rPr>
+      </w:r>
+    </w:p>
+    <w:p>
+      <w:pPr>
+        <w:pStyle w:val="Normal"/>
+        <w:rPr>
+          <w:sz w:val="28"/>
+          <w:szCs w:val="28"/>
+        </w:rPr>
+      </w:pPr>
+      <w:r>
+        <w:rPr>
+          <w:sz w:val="28"/>
+          <w:szCs w:val="28"/>
         </w:rPr>
       </w:r>
     </w:p>
@@ -4078,31 +3985,27 @@
         <w:rPr>
           <w:sz w:val="28"/>
           <w:szCs w:val="28"/>
-          <w:highlight w:val="yellow"/>
-        </w:rPr>
-      </w:pPr>
-      <w:r>
-        <w:rPr>
-          <w:sz w:val="28"/>
-          <w:szCs w:val="28"/>
-          <w:highlight w:val="yellow"/>
-        </w:rPr>
-      </w:r>
-    </w:p>
-    <w:p>
-      <w:pPr>
-        <w:pStyle w:val="Normal"/>
-        <w:rPr>
-          <w:sz w:val="28"/>
-          <w:szCs w:val="28"/>
-          <w:highlight w:val="yellow"/>
-        </w:rPr>
-      </w:pPr>
-      <w:r>
-        <w:rPr>
-          <w:sz w:val="28"/>
-          <w:szCs w:val="28"/>
-          <w:highlight w:val="yellow"/>
+        </w:rPr>
+      </w:pPr>
+      <w:r>
+        <w:rPr>
+          <w:sz w:val="28"/>
+          <w:szCs w:val="28"/>
+        </w:rPr>
+      </w:r>
+    </w:p>
+    <w:p>
+      <w:pPr>
+        <w:pStyle w:val="Normal"/>
+        <w:rPr>
+          <w:sz w:val="28"/>
+          <w:szCs w:val="28"/>
+        </w:rPr>
+      </w:pPr>
+      <w:r>
+        <w:rPr>
+          <w:sz w:val="28"/>
+          <w:szCs w:val="28"/>
         </w:rPr>
       </w:r>
     </w:p>
@@ -4375,50 +4278,34 @@
     <w:p>
       <w:pPr>
         <w:pStyle w:val="Normal"/>
+        <w:keepNext/>
         <w:spacing w:line="238" w:lineRule="auto"/>
-        <w:jc w:val="both"/>
-        <w:rPr>
-          <w:color w:val="000000"/>
-          <w:sz w:val="28"/>
-          <w:szCs w:val="28"/>
-        </w:rPr>
-      </w:pPr>
-      <w:r>
-        <w:rPr>
-          <w:color w:val="000000"/>
-          <w:sz w:val="28"/>
-          <w:szCs w:val="28"/>
-        </w:rPr>
-      </w:r>
-    </w:p>
-    <w:p>
-      <w:pPr>
-        <w:pStyle w:val="Normal"/>
-        <w:spacing w:line="238" w:lineRule="auto"/>
-        <w:jc w:val="both"/>
-        <w:rPr>
-          <w:color w:val="000000"/>
-          <w:sz w:val="28"/>
-        </w:rPr>
-      </w:pPr>
-      <w:r>
-        <w:rPr>
-          <w:color w:val="000000"/>
-          <w:sz w:val="28"/>
-        </w:rPr>
-        <w:t>Начальник Харківського національного університету Повітряних Сил      імені Івана Кожедуба</w:t>
-      </w:r>
-    </w:p>
-    <w:p>
-      <w:pPr>
-        <w:pStyle w:val="Normal"/>
+        <w:jc w:val="left"/>
+        <w:rPr>
+          <w:color w:val="000000"/>
+          <w:sz w:val="28"/>
+        </w:rPr>
+      </w:pPr>
+      <w:r>
+        <w:rPr>
+          <w:color w:val="000000"/>
+          <w:sz w:val="28"/>
+        </w:rPr>
+        <w:t>Начальник Харківського національного університету Повітряних Сил імені Івана Кожедуба</w:t>
+      </w:r>
+    </w:p>
+    <w:p>
+      <w:pPr>
+        <w:pStyle w:val="Normal"/>
+        <w:tabs>
+          <w:tab w:val="right" w:pos="9297"/>
+        </w:tabs>
         <w:spacing w:before="0" w:after="120"/>
-        <w:jc w:val="both"/>
-        <w:rPr>
-          <w:color w:val="000000"/>
-          <w:sz w:val="28"/>
-          <w:szCs w:val="28"/>
-          <w:highlight w:val="yellow"/>
+        <w:jc w:val="left"/>
+        <w:rPr>
+          <w:color w:val="000000"/>
+          <w:sz w:val="28"/>
+          <w:szCs w:val="28"/>
         </w:rPr>
       </w:pPr>
       <w:r>
@@ -4427,30 +4314,35 @@
           <w:sz w:val="28"/>
         </w:rPr>
         <w:t xml:space="preserve">{{звання_командира}}</w:t>
+      </w:r>
+      <w:r>
+        <w:rPr>
+          <w:color w:val="000000"/>
+          <w:sz w:val="28"/>
+        </w:rPr>
         <w:tab/>
-        <w:tab/>
-        <w:tab/>
-        <w:tab/>
-        <w:tab/>
-        <w:tab/>
-        <w:t xml:space="preserve">      {{піб_командира}}</w:t>
-      </w:r>
-    </w:p>
-    <w:p>
-      <w:pPr>
-        <w:pStyle w:val="Normal"/>
-        <w:rPr>
-          <w:sz w:val="28"/>
-          <w:szCs w:val="28"/>
-          <w:highlight w:val="yellow"/>
-        </w:rPr>
-      </w:pPr>
-      <w:r>
-        <w:rPr>
-          <w:color w:val="000000"/>
-          <w:sz w:val="28"/>
-          <w:szCs w:val="28"/>
-          <w:highlight w:val="yellow"/>
+      </w:r>
+      <w:r>
+        <w:rPr>
+          <w:color w:val="000000"/>
+          <w:sz w:val="28"/>
+        </w:rPr>
+        <w:t xml:space="preserve">{{піб_командира}}</w:t>
+      </w:r>
+    </w:p>
+    <w:p>
+      <w:pPr>
+        <w:pStyle w:val="Normal"/>
+        <w:rPr>
+          <w:sz w:val="28"/>
+          <w:szCs w:val="28"/>
+        </w:rPr>
+      </w:pPr>
+      <w:r>
+        <w:rPr>
+          <w:color w:val="000000"/>
+          <w:sz w:val="28"/>
+          <w:szCs w:val="28"/>
         </w:rPr>
       </w:r>
     </w:p>
@@ -4465,7 +4357,6 @@
         <w:rPr>
           <w:sz w:val="28"/>
           <w:szCs w:val="28"/>
-          <w:highlight w:val="yellow"/>
         </w:rPr>
       </w:r>
     </w:p>
@@ -4674,6 +4565,7 @@
     <w:lvl w:ilvl="0">
       <w:start w:val="2"/>
       <w:numFmt w:val="decimal"/>
+      <w:suff w:val="space"/>
       <w:lvlText w:val="%1."/>
       <w:lvlJc w:val="start"/>
       <w:pPr>
@@ -4885,9 +4777,7 @@
       </w:rPr>
     </w:rPrDefault>
     <w:pPrDefault>
-      <w:pPr>
-        <w:suppressAutoHyphens w:val="true"/>
-      </w:pPr>
+      <w:pPr/>
     </w:pPrDefault>
   </w:docDefaults>
   <w:style w:type="paragraph" w:styleId="Normal">
@@ -5875,7 +5765,6 @@
     <w:name w:val="Звичайний (веб)"/>
     <w:basedOn w:val="Normal"/>
     <w:pPr>
-      <w:suppressAutoHyphens w:val="true"/>
       <w:spacing w:before="280" w:after="280"/>
     </w:pPr>
     <w:rPr>

--- a/шаблони/комплекти/Стрільби/Шаблон_Проєкт наказу на стрільби (придатні).docx
+++ b/шаблони/комплекти/Стрільби/Шаблон_Проєкт наказу на стрільби (придатні).docx
@@ -676,7 +676,8 @@
       </w:pPr>
       <w:r>
         <w:rPr/>
-        <w:t xml:space="preserve">1. </w:t>
+        <w:t>1.</w:t>
+        <w:tab/>
         <w:t xml:space="preserve">У відповідності до вимог пункту 1.8. “Курсу стрільб зі стрілецької зброї і бойових машин” щодо послідовного навчання виконанню вогневих завдань {{керівник_стрільби_дв}}, (резерв - {{резерв_керівника}}) провести вогневе тренування напередодні проведення стрільб на навчально – тренувальному комплексі вогневої підготовки військової частини А4150     (с. Старичі) {{дати_стрільб}} із слухачами курсів перепідготовки та підвищення кваліфікації університету набору {{назва_набору}} та офіцерським складом Повітряних Сил Збройних Сил України, які проходять курс базової загальної військової підготовки.</w:t>
       </w:r>
     </w:p>
@@ -832,7 +833,7 @@
           <w:tab w:val="left" w:leader="none" w:pos="1134"/>
         </w:tabs>
         <w:spacing w:line="238" w:lineRule="auto"/>
-        <w:ind w:end="0" w:firstLine="709"/>
+        <w:ind w:end="0" w:firstLine="567"/>
         <w:jc w:val="both"/>
         <w:rPr>
           <w:szCs w:val="28"/>
@@ -875,7 +876,7 @@
       <w:pPr>
         <w:pStyle w:val="Heading"/>
         <w:spacing w:line="238" w:lineRule="auto"/>
-        <w:ind w:end="0" w:firstLine="709"/>
+        <w:ind w:end="0" w:firstLine="1134"/>
         <w:jc w:val="both"/>
         <w:rPr>
           <w:szCs w:val="28"/>
@@ -892,7 +893,7 @@
       <w:pPr>
         <w:pStyle w:val="Heading"/>
         <w:spacing w:line="238" w:lineRule="auto"/>
-        <w:ind w:end="0" w:firstLine="709"/>
+        <w:ind w:end="0" w:firstLine="1134"/>
         <w:jc w:val="both"/>
         <w:rPr>
           <w:szCs w:val="28"/>
@@ -922,7 +923,7 @@
       <w:pPr>
         <w:pStyle w:val="Heading"/>
         <w:spacing w:line="238" w:lineRule="auto"/>
-        <w:ind w:end="0" w:firstLine="709"/>
+        <w:ind w:end="0" w:firstLine="1134"/>
         <w:jc w:val="both"/>
         <w:rPr>
           <w:szCs w:val="28"/>
@@ -952,7 +953,7 @@
       <w:pPr>
         <w:pStyle w:val="Heading"/>
         <w:spacing w:line="238" w:lineRule="auto"/>
-        <w:ind w:end="0" w:firstLine="709"/>
+        <w:ind w:end="0" w:firstLine="1134"/>
         <w:jc w:val="both"/>
         <w:rPr>
           <w:szCs w:val="28"/>
@@ -1678,6 +1679,25 @@
           <w:szCs w:val="28"/>
         </w:rPr>
         <w:t xml:space="preserve">резерв - {{резерв_керівника}}).</w:t>
+      </w:r>
+    </w:p>
+    <w:p>
+      <w:pPr>
+        <w:pStyle w:val="Normal"/>
+        <w:spacing w:line="238" w:lineRule="auto"/>
+        <w:ind w:end="0" w:firstLine="709"/>
+        <w:jc w:val="both"/>
+        <w:rPr>
+          <w:sz w:val="28"/>
+          <w:szCs w:val="28"/>
+        </w:rPr>
+      </w:pPr>
+      <w:r>
+        <w:rPr>
+          <w:spacing w:val="-4"/>
+          <w:sz w:val="28"/>
+          <w:szCs w:val="28"/>
+        </w:rPr>
       </w:r>
     </w:p>
     <w:p>
@@ -1976,7 +1996,7 @@
       <w:pPr>
         <w:pStyle w:val="1"/>
         <w:spacing w:line="238" w:lineRule="auto"/>
-        <w:ind w:end="0" w:firstLine="709"/>
+        <w:ind w:end="0" w:firstLine="720"/>
         <w:jc w:val="both"/>
         <w:rPr>
           <w:lang w:val="uk-UA"/>
@@ -2044,7 +2064,7 @@
       <w:pPr>
         <w:pStyle w:val="1"/>
         <w:spacing w:line="238" w:lineRule="auto"/>
-        <w:ind w:end="0" w:firstLine="709"/>
+        <w:ind w:end="0" w:firstLine="720"/>
         <w:jc w:val="both"/>
         <w:rPr>
           <w:lang w:val="uk-UA"/>
@@ -2085,7 +2105,7 @@
       <w:pPr>
         <w:pStyle w:val="1"/>
         <w:spacing w:line="238" w:lineRule="auto"/>
-        <w:ind w:end="0" w:firstLine="709"/>
+        <w:ind w:end="0" w:firstLine="720"/>
         <w:jc w:val="both"/>
         <w:rPr>
           <w:lang w:val="uk-UA"/>
@@ -2151,7 +2171,7 @@
       <w:pPr>
         <w:pStyle w:val="1"/>
         <w:spacing w:line="238" w:lineRule="auto"/>
-        <w:ind w:end="0" w:firstLine="709"/>
+        <w:ind w:end="0" w:firstLine="720"/>
         <w:jc w:val="both"/>
         <w:rPr>
           <w:lang w:val="uk-UA"/>
@@ -2198,7 +2218,7 @@
       <w:pPr>
         <w:pStyle w:val="1"/>
         <w:spacing w:line="238" w:lineRule="auto"/>
-        <w:ind w:end="0" w:firstLine="709"/>
+        <w:ind w:end="0" w:firstLine="720"/>
         <w:jc w:val="both"/>
         <w:rPr>
           <w:lang w:val="uk-UA"/>
@@ -2251,7 +2271,7 @@
       <w:pPr>
         <w:pStyle w:val="1"/>
         <w:spacing w:line="238" w:lineRule="auto"/>
-        <w:ind w:end="0" w:firstLine="709"/>
+        <w:ind w:end="0" w:firstLine="720"/>
         <w:jc w:val="both"/>
         <w:rPr>
           <w:lang w:val="uk-UA"/>
@@ -2304,7 +2324,7 @@
       <w:pPr>
         <w:pStyle w:val="1"/>
         <w:spacing w:line="238" w:lineRule="auto"/>
-        <w:ind w:end="0" w:firstLine="709"/>
+        <w:ind w:end="0" w:firstLine="720"/>
         <w:jc w:val="both"/>
         <w:rPr>
           <w:lang w:val="uk-UA"/>
@@ -3035,11 +3055,22 @@
           <w:numId w:val="0"/>
         </w:numPr>
         <w:spacing w:before="0" w:after="0"/>
-        <w:ind w:start="0" w:end="0" w:firstLine="709"/>
-        <w:rPr>
-          <w:lang w:val="uk-UA"/>
-        </w:rPr>
-      </w:pPr>
+        <w:ind w:start="0" w:hanging="0"/>
+        <w:rPr>
+          <w:lang w:val="uk-UA"/>
+        </w:rPr>
+      </w:pPr>
+      <w:r>
+        <w:rPr>
+          <w:bCs w:val="false"/>
+          <w:iCs w:val="false"/>
+          <w:color w:val="FF0000"/>
+          <w:sz w:val="20"/>
+          <w:szCs w:val="20"/>
+          <w:lang w:val="uk-UA"/>
+        </w:rPr>
+        <w:t xml:space="preserve">              </w:t>
+      </w:r>
       <w:r>
         <w:rPr>
           <w:lang w:val="uk-UA" w:eastAsia="uk-UA"/>
@@ -3618,7 +3649,7 @@
           <w:tab w:val="left" w:leader="none" w:pos="1276"/>
         </w:tabs>
         <w:spacing w:before="0" w:after="0" w:line="238" w:lineRule="auto"/>
-        <w:ind w:start="0" w:end="0" w:firstLine="709"/>
+        <w:ind w:start="0" w:end="0" w:hanging="0"/>
         <w:rPr>
           <w:bCs w:val="false"/>
           <w:lang w:val="uk-UA"/>
@@ -3818,7 +3849,6 @@
       <w:pPr>
         <w:pStyle w:val="Normal"/>
         <w:spacing w:line="238" w:lineRule="auto"/>
-        <w:ind w:end="0" w:firstLine="709"/>
         <w:jc w:val="both"/>
         <w:rPr>
           <w:color w:val="000000"/>
@@ -4278,6 +4308,25 @@
     <w:p>
       <w:pPr>
         <w:pStyle w:val="Normal"/>
+        <w:spacing w:line="238" w:lineRule="auto"/>
+        <w:jc w:val="both"/>
+        <w:rPr>
+          <w:color w:val="000000"/>
+          <w:sz w:val="28"/>
+          <w:szCs w:val="28"/>
+        </w:rPr>
+      </w:pPr>
+      <w:r>
+        <w:rPr>
+          <w:color w:val="000000"/>
+          <w:sz w:val="28"/>
+          <w:szCs w:val="28"/>
+        </w:rPr>
+      </w:r>
+    </w:p>
+    <w:p>
+      <w:pPr>
+        <w:pStyle w:val="Normal"/>
         <w:keepNext/>
         <w:spacing w:line="238" w:lineRule="auto"/>
         <w:jc w:val="left"/>
@@ -4291,7 +4340,7 @@
           <w:color w:val="000000"/>
           <w:sz w:val="28"/>
         </w:rPr>
-        <w:t>Начальник Харківського національного університету Повітряних Сил імені Івана Кожедуба</w:t>
+        <w:t>Начальник Харківського національного університету Повітряних Сил      імені Івана Кожедуба</w:t>
       </w:r>
     </w:p>
     <w:p>
@@ -4565,7 +4614,6 @@
     <w:lvl w:ilvl="0">
       <w:start w:val="2"/>
       <w:numFmt w:val="decimal"/>
-      <w:suff w:val="space"/>
       <w:lvlText w:val="%1."/>
       <w:lvlJc w:val="start"/>
       <w:pPr>

--- a/шаблони/комплекти/Стрільби/Шаблон_Проєкт наказу на стрільби (придатні).docx
+++ b/шаблони/комплекти/Стрільби/Шаблон_Проєкт наказу на стрільби (придатні).docx
@@ -2578,7 +2578,7 @@
         <w:rPr>
           <w:lang w:val="uk-UA"/>
         </w:rPr>
-        <w:t xml:space="preserve"> на {{кількість_осіб}} учасників стрільби</w:t>
+        <w:t xml:space="preserve"> на {{кількість_осіб}} {{учасників}} стрільби</w:t>
       </w:r>
       <w:r>
         <w:rPr>
@@ -2610,7 +2610,7 @@
         <w:rPr>
           <w:lang w:val="uk-UA"/>
         </w:rPr>
-        <w:t xml:space="preserve"> на {{кількість_осіб}} учасників стрільби</w:t>
+        <w:t xml:space="preserve"> на {{кількість_осіб}} {{учасників}} стрільби</w:t>
       </w:r>
       <w:r>
         <w:rPr>
@@ -2642,7 +2642,7 @@
         <w:rPr>
           <w:lang w:val="uk-UA"/>
         </w:rPr>
-        <w:t xml:space="preserve"> на {{кількість_осіб}} учасників стрільби</w:t>
+        <w:t xml:space="preserve"> на {{кількість_осіб}} {{учасників}} стрільби</w:t>
       </w:r>
       <w:r>
         <w:rPr>
@@ -2674,7 +2674,7 @@
         <w:rPr>
           <w:lang w:val="uk-UA"/>
         </w:rPr>
-        <w:t xml:space="preserve"> на {{кількість_осіб}} учасників стрільби</w:t>
+        <w:t xml:space="preserve"> на {{кількість_осіб}} {{учасників}} стрільби</w:t>
       </w:r>
       <w:r>
         <w:rPr>
@@ -2706,7 +2706,7 @@
         <w:rPr>
           <w:lang w:val="uk-UA"/>
         </w:rPr>
-        <w:t xml:space="preserve"> на {{кількість_осіб}} учасників стрільби</w:t>
+        <w:t xml:space="preserve"> на {{кількість_осіб}} {{учасників}} стрільби</w:t>
       </w:r>
       <w:r>
         <w:rPr>
@@ -2738,7 +2738,7 @@
         <w:rPr>
           <w:lang w:val="uk-UA"/>
         </w:rPr>
-        <w:t xml:space="preserve"> на {{кількість_осіб}} учасників стрільби;</w:t>
+        <w:t xml:space="preserve"> на {{кількість_осіб}} {{учасників}} стрільби;</w:t>
       </w:r>
     </w:p>
     <w:p>
@@ -2764,7 +2764,7 @@
         <w:rPr>
           <w:lang w:val="uk-UA"/>
         </w:rPr>
-        <w:t xml:space="preserve"> на {{кількість_осіб}} учасників стрільби</w:t>
+        <w:t xml:space="preserve"> на {{кількість_осіб}} {{учасників}} стрільби</w:t>
       </w:r>
       <w:r>
         <w:rPr>
@@ -2796,7 +2796,7 @@
         <w:rPr>
           <w:lang w:val="uk-UA"/>
         </w:rPr>
-        <w:t xml:space="preserve"> на {{кількість_осіб}} учасників стрільби</w:t>
+        <w:t xml:space="preserve"> на {{кількість_осіб}} {{учасників}} стрільби</w:t>
       </w:r>
       <w:r>
         <w:rPr>
@@ -2828,7 +2828,7 @@
         <w:rPr>
           <w:lang w:val="uk-UA"/>
         </w:rPr>
-        <w:t xml:space="preserve"> на {{кількість_осіб}} учасників стрільби</w:t>
+        <w:t xml:space="preserve"> на {{кількість_осіб}} {{учасників}} стрільби</w:t>
       </w:r>
       <w:r>
         <w:rPr>
@@ -2866,7 +2866,7 @@
         <w:rPr>
           <w:lang w:val="uk-UA"/>
         </w:rPr>
-        <w:t xml:space="preserve"> на {{кількість_осіб}} учасників стрільби</w:t>
+        <w:t xml:space="preserve"> на {{кількість_осіб}} {{учасників}} стрільби</w:t>
       </w:r>
       <w:r>
         <w:rPr>
@@ -2898,7 +2898,7 @@
         <w:rPr>
           <w:lang w:val="uk-UA"/>
         </w:rPr>
-        <w:t xml:space="preserve"> на {{кількість_осіб}} учасників стрільби</w:t>
+        <w:t xml:space="preserve"> на {{кількість_осіб}} {{учасників}} стрільби</w:t>
       </w:r>
       <w:r>
         <w:rPr>
@@ -2930,7 +2930,7 @@
         <w:rPr>
           <w:lang w:val="uk-UA"/>
         </w:rPr>
-        <w:t xml:space="preserve"> на {{кількість_осіб}} учасників стрільби</w:t>
+        <w:t xml:space="preserve"> на {{кількість_осіб}} {{учасників}} стрільби</w:t>
       </w:r>
       <w:r>
         <w:rPr>
@@ -2974,7 +2974,7 @@
         <w:rPr>
           <w:lang w:val="uk-UA"/>
         </w:rPr>
-        <w:t xml:space="preserve"> на {{кількість_осіб}} учасників стрільби</w:t>
+        <w:t xml:space="preserve"> на {{кількість_осіб}} {{учасників}} стрільби</w:t>
       </w:r>
       <w:r>
         <w:rPr>
@@ -3006,7 +3006,7 @@
         <w:rPr>
           <w:lang w:val="uk-UA"/>
         </w:rPr>
-        <w:t xml:space="preserve"> на {{кількість_осіб}} учасників стрільби</w:t>
+        <w:t xml:space="preserve"> на {{кількість_осіб}} {{учасників}} стрільби</w:t>
       </w:r>
       <w:r>
         <w:rPr>
@@ -3038,7 +3038,7 @@
         <w:rPr>
           <w:lang w:val="uk-UA"/>
         </w:rPr>
-        <w:t xml:space="preserve"> на {{кількість_осіб}} учасників стрільби</w:t>
+        <w:t xml:space="preserve"> на {{кількість_осіб}} {{учасників}} стрільби</w:t>
       </w:r>
       <w:r>
         <w:rPr>
@@ -3081,7 +3081,7 @@
         <w:rPr>
           <w:lang w:val="uk-UA"/>
         </w:rPr>
-        <w:t xml:space="preserve"> на {{кількість_осіб}} учасників стрільби</w:t>
+        <w:t xml:space="preserve"> на {{кількість_осіб}} {{учасників}} стрільби</w:t>
       </w:r>
       <w:r>
         <w:rPr>
@@ -3113,7 +3113,7 @@
         <w:rPr>
           <w:lang w:val="uk-UA"/>
         </w:rPr>
-        <w:t xml:space="preserve"> на {{кількість_осіб}} учасників стрільби</w:t>
+        <w:t xml:space="preserve"> на {{кількість_осіб}} {{учасників}} стрільби</w:t>
       </w:r>
       <w:r>
         <w:rPr>
@@ -3145,7 +3145,7 @@
         <w:rPr>
           <w:lang w:val="uk-UA"/>
         </w:rPr>
-        <w:t xml:space="preserve"> на {{кількість_осіб}} учасників стрільби;</w:t>
+        <w:t xml:space="preserve"> на {{кількість_осіб}} {{учасників}} стрільби;</w:t>
       </w:r>
     </w:p>
     <w:p>
@@ -3171,7 +3171,7 @@
         <w:rPr>
           <w:lang w:val="uk-UA"/>
         </w:rPr>
-        <w:t xml:space="preserve"> РГД-5 (аналог) – {{гранати_ргд}}  штук на {{кількість_осіб}} учасників стрільби</w:t>
+        <w:t xml:space="preserve"> РГД-5 (аналог) – {{гранати_ргд}}  штук на {{кількість_осіб}} {{учасників}} стрільби</w:t>
       </w:r>
       <w:r>
         <w:rPr>
@@ -3203,7 +3203,7 @@
         <w:rPr>
           <w:lang w:val="uk-UA"/>
         </w:rPr>
-        <w:t xml:space="preserve">на {{кількість_осіб}} учасників стрільби</w:t>
+        <w:t xml:space="preserve">на {{кількість_осіб}} {{учасників}} стрільби</w:t>
       </w:r>
       <w:r>
         <w:rPr>
@@ -3235,7 +3235,7 @@
         <w:rPr>
           <w:lang w:val="uk-UA"/>
         </w:rPr>
-        <w:t xml:space="preserve">на {{кількість_осіб}} учасників стрільби</w:t>
+        <w:t xml:space="preserve">на {{кількість_осіб}} {{учасників}} стрільби</w:t>
       </w:r>
       <w:r>
         <w:rPr>
@@ -3423,7 +3423,7 @@
         <w:rPr>
           <w:szCs w:val="28"/>
         </w:rPr>
-        <w:t xml:space="preserve">курсовому офіцеру курсів перепідготовки та підвищення кваліфікації Харківського національного університету Повітряних Сил курсовому офіцеру курсів перепідготовки та підвищення кваліфікації університету {{отримувач_боєприпасів_дв}}.</w:t>
+        <w:t xml:space="preserve">курсовому офіцеру курсів перепідготовки та підвищення кваліфікації Харківського національного університету Повітряних Сил {{отримувач_боєприпасів_дв}}.</w:t>
       </w:r>
     </w:p>
     <w:p>
@@ -3478,7 +3478,7 @@
           <w:sz w:val="28"/>
           <w:szCs w:val="28"/>
         </w:rPr>
-        <w:t xml:space="preserve">Начальнику 61 навчального курсу факультету протиповітряної оборони Сухопутних військ та інших складових Сил оборони України Харківського національного університету Повітряних Сил університету      {{дати_стрільб}} організувати видачу автоматів АКМ у комплекті кількістю {{кількість_акм_61}} шт. з кімнати для зберігання зброї для виконання вправ “Курсу стрільб зі стрілецької зброї і бойових машин”, затвердженого наказом Генерального штабу Збройних Сил України від 28 липня 2025 року № 117; </w:t>
+        <w:t xml:space="preserve">Начальнику 61 навчального курсу факультету протиповітряної оборони Сухопутних військ та інших складових Сил оборони України Харківського національного університету Повітряних Сил      {{дати_стрільб}} організувати видачу автоматів АКМ у комплекті кількістю {{кількість_акм_61}} шт. з кімнати для зберігання зброї для виконання вправ “Курсу стрільб зі стрілецької зброї і бойових машин”, затвердженого наказом Генерального штабу Збройних Сил України від 28 липня 2025 року № 117; </w:t>
       </w:r>
     </w:p>
     <w:p>
@@ -4006,7 +4006,7 @@
         <w:rPr>
           <w:szCs w:val="28"/>
         </w:rPr>
-        <w:t xml:space="preserve">Старшим машини для перевезення зброї, боєприпасів, особового складу варти супроводження {{дати_стрільб}} та          призначити курсового офіцера курсів перепідготовки та підвищення кваліфікації Харківського національного університету Повітряних Сил {{старший_машини_зв}}.</w:t>
+        <w:t xml:space="preserve">Старшим машини для перевезення зброї, боєприпасів, особового складу варти супроводження {{дати_стрільб}} призначити курсового офіцера курсів перепідготовки та підвищення кваліфікації Харківського національного університету Повітряних Сил {{старший_машини_зв}}.</w:t>
       </w:r>
     </w:p>
     <w:p>
@@ -4362,7 +4362,7 @@
           <w:color w:val="000000"/>
           <w:sz w:val="28"/>
         </w:rPr>
-        <w:t xml:space="preserve">{{звання_командира}}</w:t>
+        <w:t xml:space="preserve">{{звання_начальника_університету}}</w:t>
       </w:r>
       <w:r>
         <w:rPr>
@@ -4376,7 +4376,7 @@
           <w:color w:val="000000"/>
           <w:sz w:val="28"/>
         </w:rPr>
-        <w:t xml:space="preserve">{{піб_командира}}</w:t>
+        <w:t xml:space="preserve">{{піб_начальника_університету}}</w:t>
       </w:r>
     </w:p>
     <w:p>

--- a/шаблони/комплекти/Стрільби/Шаблон_Проєкт наказу на стрільби (придатні).docx
+++ b/шаблони/комплекти/Стрільби/Шаблон_Проєкт наказу на стрільби (придатні).docx
@@ -460,17 +460,17 @@
         <w:rPr>
           <w:szCs w:val="28"/>
         </w:rPr>
-        <w:t xml:space="preserve">Про організацію та проведення стрільб із слухачами курсів перепідготовки та підвищення кваліфікації університету та офіцерським складом Повітряних Сил Збройних Сил України </w:t>
+        <w:t xml:space="preserve">Про організацію та проведення стрільб із слухачами курсів перепідготовки та підвищення кваліфікації університету та офіцерським складом Повітряних Сил Збройних Сил України на стрільбищі</w:t>
       </w:r>
       <w:r>
         <w:rPr/>
-        <w:t xml:space="preserve"> </w:t>
-      </w:r>
-      <w:r>
-        <w:rPr>
-          <w:szCs w:val="28"/>
-        </w:rPr>
-        <w:t>на стрільбищі Погірцівського вищого професійного училища (с. Погірці), навчально – тренувальному комплексі вогневої підготовки військової частини А4150 (с. Старичі) та забезпечення виконання вимог безпеки</w:t>
+        <w:t xml:space="preserve"/>
+      </w:r>
+      <w:r>
+        <w:rPr>
+          <w:szCs w:val="28"/>
+        </w:rPr>
+        <w:t xml:space="preserve"> Погірцівського вищого професійного училища (с. Погірці), навчально – тренувальному комплексі вогневої підготовки військової частини А4150 (с. Старичі) та забезпечення виконання вимог безпеки</w:t>
       </w:r>
     </w:p>
     <w:p>
@@ -1110,17 +1110,17 @@
         <w:rPr>
           <w:szCs w:val="28"/>
         </w:rPr>
-        <w:t>(</w:t>
+        <w:t xml:space="preserve">(резерв – {{резерв_керівника}});</w:t>
       </w:r>
       <w:r>
         <w:rPr/>
-        <w:t xml:space="preserve">резерв - {{резерв_керівника}}</w:t>
-      </w:r>
-      <w:r>
-        <w:rPr>
-          <w:szCs w:val="28"/>
-        </w:rPr>
-        <w:t>);</w:t>
+        <w:t xml:space="preserve"/>
+      </w:r>
+      <w:r>
+        <w:rPr>
+          <w:szCs w:val="28"/>
+        </w:rPr>
+        <w:t xml:space="preserve"/>
       </w:r>
     </w:p>
     <w:p>
@@ -1207,7 +1207,7 @@
           <w:sz w:val="28"/>
           <w:szCs w:val="28"/>
         </w:rPr>
-        <w:t xml:space="preserve">{{керівник_стрільби_зв}}, (резерв - {{резерв_керівника}});</w:t>
+        <w:t xml:space="preserve">{{керівник_стрільби_зв}}, (резерв – {{резерв_керівника}});</w:t>
       </w:r>
     </w:p>
     <w:p>
@@ -1317,7 +1317,7 @@
           <w:sz w:val="28"/>
           <w:szCs w:val="28"/>
         </w:rPr>
-        <w:t xml:space="preserve">(резерв - {{резерв_керівника}});</w:t>
+        <w:t xml:space="preserve">(резерв – {{резерв_керівника}});</w:t>
       </w:r>
     </w:p>
     <w:p>
@@ -1411,7 +1411,7 @@
           <w:sz w:val="28"/>
           <w:szCs w:val="28"/>
         </w:rPr>
-        <w:t xml:space="preserve">, (резерв - {{резерв_керівника}});</w:t>
+        <w:t xml:space="preserve">, (резерв – {{резерв_керівника}});</w:t>
       </w:r>
     </w:p>
     <w:p>
@@ -1492,7 +1492,7 @@
           <w:sz w:val="28"/>
           <w:szCs w:val="28"/>
         </w:rPr>
-        <w:t xml:space="preserve">{{керівник_стрільби_зв}}, (</w:t>
+        <w:t xml:space="preserve">{{керівник_стрільби_зв}}, (резерв – {{резерв_керівника}});</w:t>
       </w:r>
       <w:r>
         <w:rPr>
@@ -1500,7 +1500,7 @@
           <w:sz w:val="28"/>
           <w:szCs w:val="28"/>
         </w:rPr>
-        <w:t xml:space="preserve">резерв - {{резерв_керівника}}).</w:t>
+        <w:t xml:space="preserve"/>
       </w:r>
     </w:p>
     <w:p>
@@ -1581,7 +1581,7 @@
           <w:sz w:val="28"/>
           <w:szCs w:val="28"/>
         </w:rPr>
-        <w:t xml:space="preserve">{{керівник_стрільби_зв}}, (</w:t>
+        <w:t xml:space="preserve">{{керівник_стрільби_зв}}, (резерв – {{резерв_керівника}});</w:t>
       </w:r>
       <w:r>
         <w:rPr>
@@ -1589,7 +1589,7 @@
           <w:sz w:val="28"/>
           <w:szCs w:val="28"/>
         </w:rPr>
-        <w:t xml:space="preserve">резерв - {{резерв_керівника}}).</w:t>
+        <w:t xml:space="preserve"/>
       </w:r>
     </w:p>
     <w:p>
@@ -1670,7 +1670,7 @@
           <w:sz w:val="28"/>
           <w:szCs w:val="28"/>
         </w:rPr>
-        <w:t xml:space="preserve">{{керівник_стрільби_зв}}, (</w:t>
+        <w:t xml:space="preserve">{{керівник_стрільби_зв}}, (резерв – {{резерв_керівника}}).</w:t>
       </w:r>
       <w:r>
         <w:rPr>
@@ -1678,7 +1678,7 @@
           <w:sz w:val="28"/>
           <w:szCs w:val="28"/>
         </w:rPr>
-        <w:t xml:space="preserve">резерв - {{резерв_керівника}}).</w:t>
+        <w:t xml:space="preserve"/>
       </w:r>
     </w:p>
     <w:p>
@@ -1761,7 +1761,7 @@
         <w:rPr>
           <w:szCs w:val="28"/>
         </w:rPr>
-        <w:t xml:space="preserve">{{начальник_пбп_1_зв}}.;</w:t>
+        <w:t xml:space="preserve">{{начальник_пбп_1_зв}};</w:t>
       </w:r>
     </w:p>
     <w:p>
@@ -2229,7 +2229,7 @@
           <w:spacing w:val="-4"/>
           <w:lang w:val="uk-UA"/>
         </w:rPr>
-        <w:t xml:space="preserve">керівником стрільби при виконанні стрільби № 5 {{дата_стрільби_5}} – {{керівник_стрільби_зв}}, (резерв - {{резерв_керівника}}) - виконання підготовчих вправ {{вправи_стрільби_5}} – ділянка {{ділянка_5}}.</w:t>
+        <w:t xml:space="preserve">керівником стрільби при виконанні стрільби № 5 {{дата_стрільби_5}} – {{керівник_стрільби_зв}}, (резерв - {{резерв_керівника}}) - виконання підготовчих вправ {{вправи_стрільби_5}} – ділянка {{ділянка_5}};</w:t>
       </w:r>
       <w:r>
         <w:rPr>
@@ -2282,7 +2282,7 @@
           <w:spacing w:val="-4"/>
           <w:lang w:val="uk-UA"/>
         </w:rPr>
-        <w:t xml:space="preserve">керівником стрільби при виконанні стрільби № 6 {{дата_стрільби_6}} – {{керівник_стрільби_зв}}, (резерв - {{резерв_керівника}}) - виконання підготовчих вправ {{вправи_стрільби_6}} – ділянка {{ділянка_6}}.</w:t>
+        <w:t xml:space="preserve">керівником стрільби при виконанні стрільби № 6 {{дата_стрільби_6}} – {{керівник_стрільби_зв}}, (резерв - {{резерв_керівника}}) - виконання підготовчих вправ {{вправи_стрільби_6}} – ділянка {{ділянка_6}};</w:t>
       </w:r>
       <w:r>
         <w:rPr>
@@ -2790,7 +2790,7 @@
         <w:rPr>
           <w:lang w:val="uk-UA" w:eastAsia="uk-UA"/>
         </w:rPr>
-        <w:t xml:space="preserve">для виконання підготовчої вправи №8(виконується 2 рази): 7,62 мм набої зразка 43 року з кулею «ПС» - {{набої_вправа_8}} штук</w:t>
+        <w:t xml:space="preserve">для виконання підготовчої вправи №8 (виконується 2 рази): 7,62 мм набої зразка 43 року з кулею «ПС» - {{набої_вправа_8}} штук</w:t>
       </w:r>
       <w:r>
         <w:rPr>
@@ -3478,7 +3478,7 @@
           <w:sz w:val="28"/>
           <w:szCs w:val="28"/>
         </w:rPr>
-        <w:t xml:space="preserve">Начальнику 61 навчального курсу факультету протиповітряної оборони Сухопутних військ та інших складових Сил оборони України Харківського національного університету Повітряних Сил      {{дати_стрільб}} організувати видачу автоматів АКМ у комплекті кількістю {{кількість_акм_61}} шт. з кімнати для зберігання зброї для виконання вправ “Курсу стрільб зі стрілецької зброї і бойових машин”, затвердженого наказом Генерального штабу Збройних Сил України від 28 липня 2025 року № 117; </w:t>
+        <w:t xml:space="preserve">Начальнику 61 навчального курсу факультету протиповітряної оборони Сухопутних військ та інших складових Сил оборони України Харківського національного університету Повітряних Сил      {{дати_стрільб}} організувати видачу автоматів АКМ у комплекті кількістю {{кількість_акм_61}} шт. з кімнати для зберігання зброї для виконання вправ “Курсу стрільб зі стрілецької зброї і бойових машин”, затвердженого наказом Генерального штабу Збройних Сил України від 28 липня 2025 року № 117. </w:t>
       </w:r>
     </w:p>
     <w:p>
@@ -4410,8 +4410,10 @@
       </w:r>
     </w:p>
     <w:sectPr>
-      <w:headerReference w:type="default" r:id="rId5"/>
-      <w:headerReference w:type="first" r:id="rId6"/>
+      <w:headerReference w:type="first" r:id="Rbf563b4716f34e1f"/>
+      <w:headerReference w:type="default" r:id="R3d521c3d59104fec"/>
+      <w:footerReference w:type="first" r:id="R8d19eead90e84926"/>
+      <w:footerReference w:type="default" r:id="Rfd9510b788494673"/>
       <w:type w:val="nextPage"/>
       <w:pgSz w:w="11906" w:h="16838"/>
       <w:pgMar w:top="993" w:right="624" w:bottom="993" w:left="1985" w:header="0" w:footer="0" w:gutter="0"/>
@@ -4423,6 +4425,96 @@
     </w:sectPr>
   </w:body>
 </w:document>
+</file>
+
+<file path=word/footer1.xml><?xml version="1.0" encoding="utf-8"?>
+<w:ftr xmlns:o="urn:schemas-microsoft-com:office:office" xmlns:r="http://schemas.openxmlformats.org/officeDocument/2006/relationships" xmlns:v="urn:schemas-microsoft-com:vml" xmlns:w="http://schemas.openxmlformats.org/wordprocessingml/2006/main" xmlns:w10="urn:schemas-microsoft-com:office:word" xmlns:wp="http://schemas.openxmlformats.org/drawingml/2006/wordprocessingDrawing" xmlns:pic="http://schemas.openxmlformats.org/drawingml/2006/picture" xmlns:wps="http://schemas.microsoft.com/office/word/2010/wordprocessingShape" xmlns:wpg="http://schemas.microsoft.com/office/word/2010/wordprocessingGroup" xmlns:mc="http://schemas.openxmlformats.org/markup-compatibility/2006" xmlns:wp14="http://schemas.microsoft.com/office/word/2010/wordprocessingDrawing" xmlns:w14="http://schemas.microsoft.com/office/word/2010/wordml" xmlns:w15="http://schemas.microsoft.com/office/word/2012/wordml" mc:Ignorable="w14 wp14 w15">
+  <w:p>
+    <w:pPr>
+      <w:pStyle w:val="Footer"/>
+      <w:jc w:val="center"/>
+      <w:rPr>
+        <w:sz w:val="28"/>
+        <w:szCs w:val="28"/>
+      </w:rPr>
+    </w:pPr>
+    <w:r>
+      <w:rPr>
+        <w:sz w:val="28"/>
+        <w:szCs w:val="28"/>
+      </w:rPr>
+      <w:t>ВІДКРИТА ІНФОРМАЦІЯ</w:t>
+    </w:r>
+  </w:p>
+  <w:p>
+    <w:pPr>
+      <w:pStyle w:val="Footer"/>
+      <w:jc w:val="center"/>
+      <w:rPr>
+        <w:sz w:val="28"/>
+        <w:szCs w:val="28"/>
+      </w:rPr>
+    </w:pPr>
+    <w:r>
+      <w:rPr>
+        <w:sz w:val="28"/>
+        <w:szCs w:val="28"/>
+      </w:rPr>
+      <w:t xml:space="preserve">(Обмежено у розповсюдженні – лише для Збройних Сил України)</w:t>
+    </w:r>
+  </w:p>
+  <w:p>
+    <w:pPr>
+      <w:pStyle w:val="Footer"/>
+      <w:rPr/>
+    </w:pPr>
+    <w:r>
+      <w:rPr>
+        <w:sz w:val="28"/>
+        <w:szCs w:val="28"/>
+      </w:rPr>
+    </w:r>
+  </w:p>
+</w:ftr>
+</file>
+
+<file path=word/footer2.xml><?xml version="1.0" encoding="utf-8"?>
+<w:ftr xmlns:o="urn:schemas-microsoft-com:office:office" xmlns:r="http://schemas.openxmlformats.org/officeDocument/2006/relationships" xmlns:v="urn:schemas-microsoft-com:vml" xmlns:w="http://schemas.openxmlformats.org/wordprocessingml/2006/main" xmlns:w10="urn:schemas-microsoft-com:office:word" xmlns:wp="http://schemas.openxmlformats.org/drawingml/2006/wordprocessingDrawing" xmlns:pic="http://schemas.openxmlformats.org/drawingml/2006/picture" xmlns:wps="http://schemas.microsoft.com/office/word/2010/wordprocessingShape" xmlns:wpg="http://schemas.microsoft.com/office/word/2010/wordprocessingGroup" xmlns:mc="http://schemas.openxmlformats.org/markup-compatibility/2006" xmlns:wp14="http://schemas.microsoft.com/office/word/2010/wordprocessingDrawing" xmlns:w14="http://schemas.microsoft.com/office/word/2010/wordml" xmlns:w15="http://schemas.microsoft.com/office/word/2012/wordml" mc:Ignorable="w14 wp14 w15">
+  <w:p>
+    <w:pPr>
+      <w:pStyle w:val="Footer"/>
+      <w:jc w:val="center"/>
+      <w:rPr>
+        <w:sz w:val="28"/>
+        <w:szCs w:val="28"/>
+      </w:rPr>
+    </w:pPr>
+    <w:r>
+      <w:rPr>
+        <w:sz w:val="28"/>
+        <w:szCs w:val="28"/>
+      </w:rPr>
+      <w:t>ВІДКРИТА ІНФОРМАЦІЯ</w:t>
+    </w:r>
+  </w:p>
+  <w:p>
+    <w:pPr>
+      <w:pStyle w:val="Footer"/>
+      <w:jc w:val="center"/>
+      <w:rPr>
+        <w:sz w:val="28"/>
+        <w:szCs w:val="28"/>
+      </w:rPr>
+    </w:pPr>
+    <w:r>
+      <w:rPr>
+        <w:sz w:val="28"/>
+        <w:szCs w:val="28"/>
+      </w:rPr>
+      <w:t xml:space="preserve">(Обмежено у розповсюдженні – лише для Збройних Сил України)</w:t>
+    </w:r>
+  </w:p>
+</w:ftr>
 </file>
 
 <file path=word/header1.xml><?xml version="1.0" encoding="utf-8"?>
@@ -4479,6 +4571,104 @@
     </w:pPr>
     <w:r>
       <w:rPr/>
+    </w:r>
+  </w:p>
+</w:hdr>
+</file>
+
+<file path=word/header3.xml><?xml version="1.0" encoding="utf-8"?>
+<w:hdr xmlns:o="urn:schemas-microsoft-com:office:office" xmlns:r="http://schemas.openxmlformats.org/officeDocument/2006/relationships" xmlns:v="urn:schemas-microsoft-com:vml" xmlns:w="http://schemas.openxmlformats.org/wordprocessingml/2006/main" xmlns:w10="urn:schemas-microsoft-com:office:word" xmlns:wp="http://schemas.openxmlformats.org/drawingml/2006/wordprocessingDrawing" xmlns:pic="http://schemas.openxmlformats.org/drawingml/2006/picture" xmlns:wps="http://schemas.microsoft.com/office/word/2010/wordprocessingShape" xmlns:wpg="http://schemas.microsoft.com/office/word/2010/wordprocessingGroup" xmlns:mc="http://schemas.openxmlformats.org/markup-compatibility/2006" xmlns:wp14="http://schemas.microsoft.com/office/word/2010/wordprocessingDrawing" xmlns:w14="http://schemas.microsoft.com/office/word/2010/wordml" xmlns:w15="http://schemas.microsoft.com/office/word/2012/wordml" mc:Ignorable="w14 wp14 w15">
+  <w:p>
+    <w:pPr>
+      <w:pStyle w:val="Header"/>
+      <w:rPr>
+        <w:lang w:val="ru-RU"/>
+      </w:rPr>
+    </w:pPr>
+    <w:r>
+      <w:rPr>
+        <w:lang w:val="ru-RU"/>
+      </w:rPr>
+    </w:r>
+  </w:p>
+  <w:p>
+    <w:pPr>
+      <w:pStyle w:val="Header"/>
+      <w:jc w:val="center"/>
+      <w:rPr>
+        <w:sz w:val="28"/>
+        <w:szCs w:val="28"/>
+      </w:rPr>
+    </w:pPr>
+    <w:r>
+      <w:rPr>
+        <w:sz w:val="28"/>
+        <w:szCs w:val="28"/>
+        <w:lang w:val="ru-RU"/>
+      </w:rPr>
+    </w:r>
+  </w:p>
+  <w:p>
+    <w:pPr>
+      <w:pStyle w:val="Header"/>
+      <w:jc w:val="center"/>
+      <w:rPr>
+        <w:sz w:val="28"/>
+        <w:szCs w:val="28"/>
+      </w:rPr>
+    </w:pPr>
+    <w:r>
+      <w:rPr>
+        <w:sz w:val="28"/>
+        <w:szCs w:val="28"/>
+      </w:rPr>
+      <w:t>ВІДКРИТА ІНФОРМАЦІЯ</w:t>
+    </w:r>
+  </w:p>
+</w:hdr>
+</file>
+
+<file path=word/header4.xml><?xml version="1.0" encoding="utf-8"?>
+<w:hdr xmlns:o="urn:schemas-microsoft-com:office:office" xmlns:r="http://schemas.openxmlformats.org/officeDocument/2006/relationships" xmlns:v="urn:schemas-microsoft-com:vml" xmlns:w="http://schemas.openxmlformats.org/wordprocessingml/2006/main" xmlns:w10="urn:schemas-microsoft-com:office:word" xmlns:wp="http://schemas.openxmlformats.org/drawingml/2006/wordprocessingDrawing" xmlns:pic="http://schemas.openxmlformats.org/drawingml/2006/picture" xmlns:wps="http://schemas.microsoft.com/office/word/2010/wordprocessingShape" xmlns:wpg="http://schemas.microsoft.com/office/word/2010/wordprocessingGroup" xmlns:mc="http://schemas.openxmlformats.org/markup-compatibility/2006" xmlns:wp14="http://schemas.microsoft.com/office/word/2010/wordprocessingDrawing" xmlns:w14="http://schemas.microsoft.com/office/word/2010/wordml" xmlns:w15="http://schemas.microsoft.com/office/word/2012/wordml" mc:Ignorable="w14 wp14 w15">
+  <w:p>
+    <w:pPr>
+      <w:pStyle w:val="Header"/>
+      <w:rPr/>
+    </w:pPr>
+    <w:r>
+      <w:rPr/>
+    </w:r>
+  </w:p>
+  <w:p>
+    <w:pPr>
+      <w:pStyle w:val="Header"/>
+      <w:rPr/>
+    </w:pPr>
+    <w:r>
+      <w:rPr/>
+    </w:r>
+  </w:p>
+  <w:p>
+    <w:pPr>
+      <w:pStyle w:val="Header"/>
+      <w:rPr>
+        <w:sz w:val="28"/>
+        <w:szCs w:val="28"/>
+      </w:rPr>
+    </w:pPr>
+    <w:r>
+      <w:rPr>
+        <w:sz w:val="28"/>
+        <w:szCs w:val="28"/>
+      </w:rPr>
+      <w:t xml:space="preserve">                                                                                                 </w:t>
+    </w:r>
+    <w:r>
+      <w:rPr>
+        <w:sz w:val="28"/>
+        <w:szCs w:val="28"/>
+      </w:rPr>
+      <w:t>Відкрита інформація</w:t>
     </w:r>
   </w:p>
 </w:hdr>
